--- a/testakten/erbrecht-digitaler-nachlass-passwortsafe-berlin/08_erbscheinsantrag_nachlassgericht_berlin_mitte.docx
+++ b/testakten/erbrecht-digitaler-nachlass-passwortsafe-berlin/08_erbscheinsantrag_nachlassgericht_berlin_mitte.docx
@@ -4,45 +4,268 @@
   <w:body>
     <w:p>
       <w:pPr>
-        <w:spacing w:after="40"/>
-        <w:jc w:val="left"/>
+        <w:pStyle w:val="Title"/>
+        <w:keepNext/>
       </w:pPr>
       <w:r>
-        <w:rPr>
-          <w:rFonts w:ascii="Times New Roman" w:hAnsi="Times New Roman"/>
-          <w:i/>
-          <w:sz w:val="18"/>
-        </w:rPr>
-        <w:t>Nachlassrecht Berlin-Mitte, Rechtsanwaeltin Dr. Susanne Voll-Herzberg</w:t>
+        <w:t>Erbscheinsantrag – Arbeitsentwurf</w:t>
       </w:r>
+    </w:p>
+    <w:tbl>
+      <w:tblPr>
+        <w:tblStyle w:val="TableGrid"/>
+        <w:tblW w:type="auto" w:w="0"/>
+        <w:jc w:val="center"/>
+        <w:tblLayout w:type="autofit"/>
+        <w:tblLook w:firstColumn="1" w:firstRow="1" w:lastColumn="0" w:lastRow="0" w:noHBand="0" w:noVBand="1" w:val="04A0"/>
+      </w:tblPr>
+      <w:tblGrid>
+        <w:gridCol w:w="4872"/>
+        <w:gridCol w:w="4872"/>
+      </w:tblGrid>
+      <w:tr>
+        <w:trPr>
+          <w:tblHeader w:val="true"/>
+        </w:trPr>
+        <w:tc>
+          <w:tcPr>
+            <w:tcW w:type="dxa" w:w="4872"/>
+            <w:shd w:fill="17324D"/>
+            <w:vAlign w:val="center"/>
+            <w:tcMar>
+              <w:top w:w="90" w:type="dxa"/>
+              <w:start w:w="100" w:type="dxa"/>
+              <w:bottom w:w="90" w:type="dxa"/>
+              <w:end w:w="100" w:type="dxa"/>
+            </w:tcMar>
+          </w:tcPr>
+          <w:p>
+            <w:pPr>
+              <w:spacing w:after="30"/>
+            </w:pPr>
+            <w:r>
+              <w:rPr>
+                <w:rFonts w:ascii="Arial" w:hAnsi="Arial"/>
+                <w:b/>
+                <w:color w:val="FFFFFF"/>
+                <w:sz w:val="17"/>
+              </w:rPr>
+              <w:t>An</w:t>
+            </w:r>
+          </w:p>
+        </w:tc>
+        <w:tc>
+          <w:tcPr>
+            <w:tcW w:type="dxa" w:w="4872"/>
+            <w:vAlign w:val="center"/>
+            <w:tcMar>
+              <w:top w:w="90" w:type="dxa"/>
+              <w:start w:w="100" w:type="dxa"/>
+              <w:bottom w:w="90" w:type="dxa"/>
+              <w:end w:w="100" w:type="dxa"/>
+            </w:tcMar>
+            <w:shd w:fill="17324D"/>
+          </w:tcPr>
+          <w:p>
+            <w:pPr>
+              <w:spacing w:after="30"/>
+            </w:pPr>
+            <w:r>
+              <w:rPr>
+                <w:rFonts w:ascii="Arial" w:hAnsi="Arial"/>
+                <w:b/>
+                <w:color w:val="FFFFFF"/>
+                <w:sz w:val="17"/>
+              </w:rPr>
+              <w:t>Amtsgericht Mitte – Nachlassgericht, Littenstraße 12–17, 10179 Berlin</w:t>
+            </w:r>
+          </w:p>
+        </w:tc>
+      </w:tr>
+      <w:tr>
+        <w:tc>
+          <w:tcPr>
+            <w:tcW w:type="dxa" w:w="4872"/>
+            <w:shd w:fill="EAF1F5"/>
+            <w:vAlign w:val="center"/>
+            <w:tcMar>
+              <w:top w:w="90" w:type="dxa"/>
+              <w:start w:w="100" w:type="dxa"/>
+              <w:bottom w:w="90" w:type="dxa"/>
+              <w:end w:w="100" w:type="dxa"/>
+            </w:tcMar>
+          </w:tcPr>
+          <w:p>
+            <w:pPr>
+              <w:spacing w:after="30"/>
+            </w:pPr>
+            <w:r>
+              <w:rPr>
+                <w:rFonts w:ascii="Arial" w:hAnsi="Arial"/>
+                <w:b/>
+                <w:color w:val="17324D"/>
+                <w:sz w:val="17"/>
+              </w:rPr>
+              <w:t>Nachlasssache</w:t>
+            </w:r>
+          </w:p>
+        </w:tc>
+        <w:tc>
+          <w:tcPr>
+            <w:tcW w:type="dxa" w:w="4872"/>
+            <w:vAlign w:val="center"/>
+            <w:tcMar>
+              <w:top w:w="90" w:type="dxa"/>
+              <w:start w:w="100" w:type="dxa"/>
+              <w:bottom w:w="90" w:type="dxa"/>
+              <w:end w:w="100" w:type="dxa"/>
+            </w:tcMar>
+          </w:tcPr>
+          <w:p>
+            <w:pPr>
+              <w:spacing w:after="30"/>
+            </w:pPr>
+            <w:r>
+              <w:rPr>
+                <w:rFonts w:ascii="Arial" w:hAnsi="Arial"/>
+                <w:sz w:val="17"/>
+              </w:rPr>
+              <w:t>Armin Lohse, verstorben am 03.05.2026</w:t>
+            </w:r>
+          </w:p>
+        </w:tc>
+      </w:tr>
+      <w:tr>
+        <w:tc>
+          <w:tcPr>
+            <w:tcW w:type="dxa" w:w="4872"/>
+            <w:shd w:fill="F2F4F5"/>
+            <w:vAlign w:val="center"/>
+            <w:tcMar>
+              <w:top w:w="90" w:type="dxa"/>
+              <w:start w:w="100" w:type="dxa"/>
+              <w:bottom w:w="90" w:type="dxa"/>
+              <w:end w:w="100" w:type="dxa"/>
+            </w:tcMar>
+          </w:tcPr>
+          <w:p>
+            <w:pPr>
+              <w:spacing w:after="30"/>
+            </w:pPr>
+            <w:r>
+              <w:rPr>
+                <w:rFonts w:ascii="Arial" w:hAnsi="Arial"/>
+                <w:b/>
+                <w:color w:val="17324D"/>
+                <w:sz w:val="17"/>
+              </w:rPr>
+              <w:t>Gerichtszeichen</w:t>
+            </w:r>
+          </w:p>
+        </w:tc>
+        <w:tc>
+          <w:tcPr>
+            <w:tcW w:type="dxa" w:w="4872"/>
+            <w:vAlign w:val="center"/>
+            <w:tcMar>
+              <w:top w:w="90" w:type="dxa"/>
+              <w:start w:w="100" w:type="dxa"/>
+              <w:bottom w:w="90" w:type="dxa"/>
+              <w:end w:w="100" w:type="dxa"/>
+            </w:tcMar>
+            <w:shd w:fill="F2F4F5"/>
+          </w:tcPr>
+          <w:p>
+            <w:pPr>
+              <w:spacing w:after="30"/>
+            </w:pPr>
+            <w:r>
+              <w:rPr>
+                <w:rFonts w:ascii="Arial" w:hAnsi="Arial"/>
+                <w:sz w:val="17"/>
+              </w:rPr>
+              <w:t>63 VI 948/26</w:t>
+            </w:r>
+          </w:p>
+        </w:tc>
+      </w:tr>
+      <w:tr>
+        <w:tc>
+          <w:tcPr>
+            <w:tcW w:type="dxa" w:w="4872"/>
+            <w:shd w:fill="EAF1F5"/>
+            <w:vAlign w:val="center"/>
+            <w:tcMar>
+              <w:top w:w="90" w:type="dxa"/>
+              <w:start w:w="100" w:type="dxa"/>
+              <w:bottom w:w="90" w:type="dxa"/>
+              <w:end w:w="100" w:type="dxa"/>
+            </w:tcMar>
+          </w:tcPr>
+          <w:p>
+            <w:pPr>
+              <w:spacing w:after="30"/>
+            </w:pPr>
+            <w:r>
+              <w:rPr>
+                <w:rFonts w:ascii="Arial" w:hAnsi="Arial"/>
+                <w:b/>
+                <w:color w:val="17324D"/>
+                <w:sz w:val="17"/>
+              </w:rPr>
+              <w:t>Entwurfsstand</w:t>
+            </w:r>
+          </w:p>
+        </w:tc>
+        <w:tc>
+          <w:tcPr>
+            <w:tcW w:type="dxa" w:w="4872"/>
+            <w:vAlign w:val="center"/>
+            <w:tcMar>
+              <w:top w:w="90" w:type="dxa"/>
+              <w:start w:w="100" w:type="dxa"/>
+              <w:bottom w:w="90" w:type="dxa"/>
+              <w:end w:w="100" w:type="dxa"/>
+            </w:tcMar>
+          </w:tcPr>
+          <w:p>
+            <w:pPr>
+              <w:spacing w:after="30"/>
+            </w:pPr>
+            <w:r>
+              <w:rPr>
+                <w:rFonts w:ascii="Arial" w:hAnsi="Arial"/>
+                <w:sz w:val="17"/>
+              </w:rPr>
+              <w:t>07.07.2026; noch nicht unterzeichnet oder eingereicht</w:t>
+            </w:r>
+          </w:p>
+        </w:tc>
+      </w:tr>
+    </w:tbl>
+    <w:p/>
+    <w:p>
+      <w:pPr>
+        <w:pStyle w:val="Heading1"/>
+      </w:pPr>
       <w:r>
-        <w:rPr>
-          <w:rFonts w:ascii="Times New Roman" w:hAnsi="Times New Roman"/>
-          <w:i w:val="0"/>
-          <w:sz w:val="18"/>
-        </w:rPr>
-        <w:br/>
-        <w:t>Fachanwaeltin fuer Erbrecht, Muenzstrasse 21, 10178 Berlin-Mitte</w:t>
-      </w:r>
-      <w:r>
-        <w:rPr>
-          <w:rFonts w:ascii="Times New Roman" w:hAnsi="Times New Roman"/>
-          <w:i w:val="0"/>
-          <w:sz w:val="18"/>
-        </w:rPr>
-        <w:br/>
-        <w:t>Tel. 030 288 461 90, Mandat Lohse, Az. 26-ERB-0417</w:t>
+        <w:t>1. Antrag</w:t>
       </w:r>
     </w:p>
     <w:p>
       <w:pPr>
-        <w:spacing w:after="200"/>
+        <w:keepLines w:val="0"/>
       </w:pPr>
       <w:r>
-        <w:rPr>
-          <w:sz w:val="16"/>
-        </w:rPr>
-        <w:t>______________________________________________________________________________</w:t>
+        <w:t>Frau Eva Lohse, geboren am 06.07.1969, Kastanienallee 71, 10435 Berlin, beabsichtigt zu beantragen, ihr aufgrund des eigenhändigen Testaments des Erblassers vom 12.09.2021 einen Erbschein zu erteilen, der sie als Alleinerbin ausweist.</w:t>
+      </w:r>
+    </w:p>
+    <w:p>
+      <w:pPr>
+        <w:keepLines w:val="0"/>
+      </w:pPr>
+      <w:r>
+        <w:t>Der Antrag wird erst nach persönlicher Aufnahme der eidesstattlichen Versicherung und abschließender Prüfung der abzuliefernden Originale eingereicht.</w:t>
       </w:r>
     </w:p>
     <w:p>
@@ -50,109 +273,765 @@
         <w:pStyle w:val="Heading1"/>
       </w:pPr>
       <w:r>
-        <w:t>Erbscheinsantrag - Entwurf</w:t>
+        <w:t>2. Tatsachengrundlage</w:t>
       </w:r>
     </w:p>
     <w:p>
       <w:pPr>
-        <w:pStyle w:val="Heading2"/>
+        <w:keepLines w:val="0"/>
       </w:pPr>
       <w:r>
-        <w:t>An das Amtsgericht Berlin-Mitte - Nachlassgericht</w:t>
-      </w:r>
-    </w:p>
-    <w:p>
-      <w:r>
-        <w:t>Az. wird nach Eingang vom Nachlassgericht vergeben. Nachlasssache Armin Lohse, verstorben am 03.06.2026 in Berlin.</w:t>
+        <w:t>Der Erblasser war deutscher Staatsangehöriger und hatte seinen letzten gewöhnlichen Aufenthalt in Berlin. Er war seit dem 24.08.2018 mit der Antragstellerin verheiratet. Aus erster Ehe stammt die Tochter Jana Lohse. Weitere Abkömmlinge sind nach Angaben der Antragstellerin nicht vorhanden.</w:t>
       </w:r>
     </w:p>
     <w:p>
       <w:pPr>
-        <w:pStyle w:val="Heading2"/>
+        <w:keepLines w:val="0"/>
       </w:pPr>
       <w:r>
-        <w:t>1. Antrag</w:t>
-      </w:r>
-    </w:p>
-    <w:p>
-      <w:r>
-        <w:t>Namens und in Vollmacht der Frau Eva Lohse wird beantragt, einen gemeinschaftlichen Erbschein zu erteilen, der Eva Lohse und Jana Lohse als Erbinnen zu bestimmten Quoten ausweist.</w:t>
+        <w:t>Das Testament vom 12.09.2021 ist vollständig handschriftlich verfasst, datiert und unterschrieben. Es enthält außerdem eine Zuwendung der Leica und der Kindheitsbilder an Jana. Die rechtliche Einordnung dieser Zuwendung wird mit dem Antrag nicht vorweggenommen.</w:t>
       </w:r>
     </w:p>
     <w:p>
       <w:pPr>
-        <w:pStyle w:val="Heading2"/>
+        <w:pStyle w:val="Heading1"/>
       </w:pPr>
       <w:r>
-        <w:t>2. Erbfolge</w:t>
-      </w:r>
-    </w:p>
-    <w:p>
-      <w:r>
-        <w:t>Der Erblasser hat mit privatschriftlichem Testament vom 12.09.2021 seine Ehefrau Eva Lohse zur Erbin eingesetzt. Ein undatierter, nicht unterschriebener Zettel aus dem Jahr 2025 erwaehnt zusaetzlich die Tochter Jana Lohse. Die Wirksamkeit dieses Zettels als eigenstaendige letztwillige Verfuegung oder als Auslegungshilfe zum Testament von 2021 ist zwischen den Beteiligten streitig und wird dem Nachlassgericht zur Pruefung vorgelegt.</w:t>
+        <w:t>3. Loser Notizzettel und Beteiligung</w:t>
       </w:r>
     </w:p>
     <w:p>
       <w:pPr>
-        <w:pStyle w:val="Heading2"/>
+        <w:keepLines w:val="0"/>
       </w:pPr>
       <w:r>
-        <w:t>3. Anlagen</w:t>
+        <w:t>Ein undatierter, nicht unterschriebener Zettel mit den Sätzen Jana soll nicht leer ausgehen und Ralf weiß, wo die Archive liegen, ist bislang nur als Foto vorhanden. Das Original wurde von Ralf Lohse angefordert. Die Antragstellerin legt den Vorgang offen und regt an, Jana und Ralf zum Fund und zu früheren Äußerungen anzuhören.</w:t>
       </w:r>
     </w:p>
     <w:p>
       <w:pPr>
-        <w:pStyle w:val="ListBullet"/>
+        <w:keepLines w:val="0"/>
       </w:pPr>
       <w:r>
-        <w:t>Testament vom 12.09.2021 im Original</w:t>
+        <w:t>Jana hat mit E-Mail vom 30.06.2026 erklärt, sie wolle die Reichweite der Zuwendung prüfen lassen. Eine eigene Erbenstellung ist damit weder anerkannt noch abschließend bestritten; die Entscheidung bleibt dem Verfahren vorbehalten.</w:t>
       </w:r>
     </w:p>
     <w:p>
       <w:pPr>
-        <w:pStyle w:val="ListBullet"/>
+        <w:pStyle w:val="Heading1"/>
       </w:pPr>
       <w:r>
-        <w:t>Notizzettel 2025 (Kopie, Fundort Kameraschrank)</w:t>
+        <w:t>4. Anlagen und noch fehlende Nachweise</w:t>
+      </w:r>
+    </w:p>
+    <w:tbl>
+      <w:tblPr>
+        <w:tblStyle w:val="TableGrid"/>
+        <w:tblW w:type="auto" w:w="0"/>
+        <w:jc w:val="center"/>
+        <w:tblLayout w:type="autofit"/>
+        <w:tblLook w:firstColumn="1" w:firstRow="1" w:lastColumn="0" w:lastRow="0" w:noHBand="0" w:noVBand="1" w:val="04A0"/>
+      </w:tblPr>
+      <w:tblGrid>
+        <w:gridCol w:w="3248"/>
+        <w:gridCol w:w="3248"/>
+        <w:gridCol w:w="3248"/>
+      </w:tblGrid>
+      <w:tr>
+        <w:trPr>
+          <w:tblHeader w:val="true"/>
+        </w:trPr>
+        <w:tc>
+          <w:tcPr>
+            <w:tcW w:type="dxa" w:w="3248"/>
+            <w:vAlign w:val="center"/>
+            <w:tcMar>
+              <w:top w:w="90" w:type="dxa"/>
+              <w:start w:w="100" w:type="dxa"/>
+              <w:bottom w:w="90" w:type="dxa"/>
+              <w:end w:w="100" w:type="dxa"/>
+            </w:tcMar>
+            <w:shd w:fill="17324D"/>
+          </w:tcPr>
+          <w:p>
+            <w:pPr>
+              <w:spacing w:after="30"/>
+            </w:pPr>
+            <w:r>
+              <w:rPr>
+                <w:rFonts w:ascii="Arial" w:hAnsi="Arial"/>
+                <w:b/>
+                <w:color w:val="FFFFFF"/>
+                <w:sz w:val="17"/>
+              </w:rPr>
+              <w:t>Anlage</w:t>
+            </w:r>
+          </w:p>
+        </w:tc>
+        <w:tc>
+          <w:tcPr>
+            <w:tcW w:type="dxa" w:w="3248"/>
+            <w:vAlign w:val="center"/>
+            <w:tcMar>
+              <w:top w:w="90" w:type="dxa"/>
+              <w:start w:w="100" w:type="dxa"/>
+              <w:bottom w:w="90" w:type="dxa"/>
+              <w:end w:w="100" w:type="dxa"/>
+            </w:tcMar>
+            <w:shd w:fill="17324D"/>
+          </w:tcPr>
+          <w:p>
+            <w:pPr>
+              <w:spacing w:after="30"/>
+            </w:pPr>
+            <w:r>
+              <w:rPr>
+                <w:rFonts w:ascii="Arial" w:hAnsi="Arial"/>
+                <w:b/>
+                <w:color w:val="FFFFFF"/>
+                <w:sz w:val="17"/>
+              </w:rPr>
+              <w:t>Unterlage</w:t>
+            </w:r>
+          </w:p>
+        </w:tc>
+        <w:tc>
+          <w:tcPr>
+            <w:tcW w:type="dxa" w:w="3248"/>
+            <w:vAlign w:val="center"/>
+            <w:tcMar>
+              <w:top w:w="90" w:type="dxa"/>
+              <w:start w:w="100" w:type="dxa"/>
+              <w:bottom w:w="90" w:type="dxa"/>
+              <w:end w:w="100" w:type="dxa"/>
+            </w:tcMar>
+            <w:shd w:fill="17324D"/>
+          </w:tcPr>
+          <w:p>
+            <w:pPr>
+              <w:spacing w:after="30"/>
+            </w:pPr>
+            <w:r>
+              <w:rPr>
+                <w:rFonts w:ascii="Arial" w:hAnsi="Arial"/>
+                <w:b/>
+                <w:color w:val="FFFFFF"/>
+                <w:sz w:val="17"/>
+              </w:rPr>
+              <w:t>Status</w:t>
+            </w:r>
+          </w:p>
+        </w:tc>
+      </w:tr>
+      <w:tr>
+        <w:tc>
+          <w:tcPr>
+            <w:tcW w:type="dxa" w:w="3248"/>
+            <w:vAlign w:val="center"/>
+            <w:tcMar>
+              <w:top w:w="90" w:type="dxa"/>
+              <w:start w:w="100" w:type="dxa"/>
+              <w:bottom w:w="90" w:type="dxa"/>
+              <w:end w:w="100" w:type="dxa"/>
+            </w:tcMar>
+          </w:tcPr>
+          <w:p>
+            <w:pPr>
+              <w:spacing w:after="30"/>
+            </w:pPr>
+            <w:r>
+              <w:rPr>
+                <w:rFonts w:ascii="Arial" w:hAnsi="Arial"/>
+                <w:sz w:val="17"/>
+              </w:rPr>
+              <w:t>A 1</w:t>
+            </w:r>
+          </w:p>
+        </w:tc>
+        <w:tc>
+          <w:tcPr>
+            <w:tcW w:type="dxa" w:w="3248"/>
+            <w:vAlign w:val="center"/>
+            <w:tcMar>
+              <w:top w:w="90" w:type="dxa"/>
+              <w:start w:w="100" w:type="dxa"/>
+              <w:bottom w:w="90" w:type="dxa"/>
+              <w:end w:w="100" w:type="dxa"/>
+            </w:tcMar>
+          </w:tcPr>
+          <w:p>
+            <w:pPr>
+              <w:spacing w:after="30"/>
+            </w:pPr>
+            <w:r>
+              <w:rPr>
+                <w:rFonts w:ascii="Arial" w:hAnsi="Arial"/>
+                <w:sz w:val="17"/>
+              </w:rPr>
+              <w:t>Sterbeurkunde S 1184/2026</w:t>
+            </w:r>
+          </w:p>
+        </w:tc>
+        <w:tc>
+          <w:tcPr>
+            <w:tcW w:type="dxa" w:w="3248"/>
+            <w:vAlign w:val="center"/>
+            <w:tcMar>
+              <w:top w:w="90" w:type="dxa"/>
+              <w:start w:w="100" w:type="dxa"/>
+              <w:bottom w:w="90" w:type="dxa"/>
+              <w:end w:w="100" w:type="dxa"/>
+            </w:tcMar>
+          </w:tcPr>
+          <w:p>
+            <w:pPr>
+              <w:spacing w:after="30"/>
+            </w:pPr>
+            <w:r>
+              <w:rPr>
+                <w:rFonts w:ascii="Arial" w:hAnsi="Arial"/>
+                <w:sz w:val="17"/>
+              </w:rPr>
+              <w:t>beglaubigte Abschrift vorhanden</w:t>
+            </w:r>
+          </w:p>
+        </w:tc>
+      </w:tr>
+      <w:tr>
+        <w:tc>
+          <w:tcPr>
+            <w:tcW w:type="dxa" w:w="3248"/>
+            <w:vAlign w:val="center"/>
+            <w:tcMar>
+              <w:top w:w="90" w:type="dxa"/>
+              <w:start w:w="100" w:type="dxa"/>
+              <w:bottom w:w="90" w:type="dxa"/>
+              <w:end w:w="100" w:type="dxa"/>
+            </w:tcMar>
+            <w:shd w:fill="F2F4F5"/>
+          </w:tcPr>
+          <w:p>
+            <w:pPr>
+              <w:spacing w:after="30"/>
+            </w:pPr>
+            <w:r>
+              <w:rPr>
+                <w:rFonts w:ascii="Arial" w:hAnsi="Arial"/>
+                <w:sz w:val="17"/>
+              </w:rPr>
+              <w:t>A 2</w:t>
+            </w:r>
+          </w:p>
+        </w:tc>
+        <w:tc>
+          <w:tcPr>
+            <w:tcW w:type="dxa" w:w="3248"/>
+            <w:vAlign w:val="center"/>
+            <w:tcMar>
+              <w:top w:w="90" w:type="dxa"/>
+              <w:start w:w="100" w:type="dxa"/>
+              <w:bottom w:w="90" w:type="dxa"/>
+              <w:end w:w="100" w:type="dxa"/>
+            </w:tcMar>
+            <w:shd w:fill="F2F4F5"/>
+          </w:tcPr>
+          <w:p>
+            <w:pPr>
+              <w:spacing w:after="30"/>
+            </w:pPr>
+            <w:r>
+              <w:rPr>
+                <w:rFonts w:ascii="Arial" w:hAnsi="Arial"/>
+                <w:sz w:val="17"/>
+              </w:rPr>
+              <w:t>Heiratsurkunde E 684/2018</w:t>
+            </w:r>
+          </w:p>
+        </w:tc>
+        <w:tc>
+          <w:tcPr>
+            <w:tcW w:type="dxa" w:w="3248"/>
+            <w:vAlign w:val="center"/>
+            <w:tcMar>
+              <w:top w:w="90" w:type="dxa"/>
+              <w:start w:w="100" w:type="dxa"/>
+              <w:bottom w:w="90" w:type="dxa"/>
+              <w:end w:w="100" w:type="dxa"/>
+            </w:tcMar>
+            <w:shd w:fill="F2F4F5"/>
+          </w:tcPr>
+          <w:p>
+            <w:pPr>
+              <w:spacing w:after="30"/>
+            </w:pPr>
+            <w:r>
+              <w:rPr>
+                <w:rFonts w:ascii="Arial" w:hAnsi="Arial"/>
+                <w:sz w:val="17"/>
+              </w:rPr>
+              <w:t>beglaubigte Abschrift vorhanden</w:t>
+            </w:r>
+          </w:p>
+        </w:tc>
+      </w:tr>
+      <w:tr>
+        <w:tc>
+          <w:tcPr>
+            <w:tcW w:type="dxa" w:w="3248"/>
+            <w:vAlign w:val="center"/>
+            <w:tcMar>
+              <w:top w:w="90" w:type="dxa"/>
+              <w:start w:w="100" w:type="dxa"/>
+              <w:bottom w:w="90" w:type="dxa"/>
+              <w:end w:w="100" w:type="dxa"/>
+            </w:tcMar>
+          </w:tcPr>
+          <w:p>
+            <w:pPr>
+              <w:spacing w:after="30"/>
+            </w:pPr>
+            <w:r>
+              <w:rPr>
+                <w:rFonts w:ascii="Arial" w:hAnsi="Arial"/>
+                <w:sz w:val="17"/>
+              </w:rPr>
+              <w:t>A 3</w:t>
+            </w:r>
+          </w:p>
+        </w:tc>
+        <w:tc>
+          <w:tcPr>
+            <w:tcW w:type="dxa" w:w="3248"/>
+            <w:vAlign w:val="center"/>
+            <w:tcMar>
+              <w:top w:w="90" w:type="dxa"/>
+              <w:start w:w="100" w:type="dxa"/>
+              <w:bottom w:w="90" w:type="dxa"/>
+              <w:end w:w="100" w:type="dxa"/>
+            </w:tcMar>
+          </w:tcPr>
+          <w:p>
+            <w:pPr>
+              <w:spacing w:after="30"/>
+            </w:pPr>
+            <w:r>
+              <w:rPr>
+                <w:rFonts w:ascii="Arial" w:hAnsi="Arial"/>
+                <w:sz w:val="17"/>
+              </w:rPr>
+              <w:t>Testament vom 12.09.2021</w:t>
+            </w:r>
+          </w:p>
+        </w:tc>
+        <w:tc>
+          <w:tcPr>
+            <w:tcW w:type="dxa" w:w="3248"/>
+            <w:vAlign w:val="center"/>
+            <w:tcMar>
+              <w:top w:w="90" w:type="dxa"/>
+              <w:start w:w="100" w:type="dxa"/>
+              <w:bottom w:w="90" w:type="dxa"/>
+              <w:end w:w="100" w:type="dxa"/>
+            </w:tcMar>
+          </w:tcPr>
+          <w:p>
+            <w:pPr>
+              <w:spacing w:after="30"/>
+            </w:pPr>
+            <w:r>
+              <w:rPr>
+                <w:rFonts w:ascii="Arial" w:hAnsi="Arial"/>
+                <w:sz w:val="17"/>
+              </w:rPr>
+              <w:t>Original im Kanzleitresor</w:t>
+            </w:r>
+          </w:p>
+        </w:tc>
+      </w:tr>
+      <w:tr>
+        <w:tc>
+          <w:tcPr>
+            <w:tcW w:type="dxa" w:w="3248"/>
+            <w:vAlign w:val="center"/>
+            <w:tcMar>
+              <w:top w:w="90" w:type="dxa"/>
+              <w:start w:w="100" w:type="dxa"/>
+              <w:bottom w:w="90" w:type="dxa"/>
+              <w:end w:w="100" w:type="dxa"/>
+            </w:tcMar>
+            <w:shd w:fill="F2F4F5"/>
+          </w:tcPr>
+          <w:p>
+            <w:pPr>
+              <w:spacing w:after="30"/>
+            </w:pPr>
+            <w:r>
+              <w:rPr>
+                <w:rFonts w:ascii="Arial" w:hAnsi="Arial"/>
+                <w:sz w:val="17"/>
+              </w:rPr>
+              <w:t>A 4</w:t>
+            </w:r>
+          </w:p>
+        </w:tc>
+        <w:tc>
+          <w:tcPr>
+            <w:tcW w:type="dxa" w:w="3248"/>
+            <w:vAlign w:val="center"/>
+            <w:tcMar>
+              <w:top w:w="90" w:type="dxa"/>
+              <w:start w:w="100" w:type="dxa"/>
+              <w:bottom w:w="90" w:type="dxa"/>
+              <w:end w:w="100" w:type="dxa"/>
+            </w:tcMar>
+            <w:shd w:fill="F2F4F5"/>
+          </w:tcPr>
+          <w:p>
+            <w:pPr>
+              <w:spacing w:after="30"/>
+            </w:pPr>
+            <w:r>
+              <w:rPr>
+                <w:rFonts w:ascii="Arial" w:hAnsi="Arial"/>
+                <w:sz w:val="17"/>
+              </w:rPr>
+              <w:t>Foto des losen Zettels</w:t>
+            </w:r>
+          </w:p>
+        </w:tc>
+        <w:tc>
+          <w:tcPr>
+            <w:tcW w:type="dxa" w:w="3248"/>
+            <w:vAlign w:val="center"/>
+            <w:tcMar>
+              <w:top w:w="90" w:type="dxa"/>
+              <w:start w:w="100" w:type="dxa"/>
+              <w:bottom w:w="90" w:type="dxa"/>
+              <w:end w:w="100" w:type="dxa"/>
+            </w:tcMar>
+            <w:shd w:fill="F2F4F5"/>
+          </w:tcPr>
+          <w:p>
+            <w:pPr>
+              <w:spacing w:after="30"/>
+            </w:pPr>
+            <w:r>
+              <w:rPr>
+                <w:rFonts w:ascii="Arial" w:hAnsi="Arial"/>
+                <w:sz w:val="17"/>
+              </w:rPr>
+              <w:t>vorhanden; Original fehlt</w:t>
+            </w:r>
+          </w:p>
+        </w:tc>
+      </w:tr>
+      <w:tr>
+        <w:tc>
+          <w:tcPr>
+            <w:tcW w:type="dxa" w:w="3248"/>
+            <w:vAlign w:val="center"/>
+            <w:tcMar>
+              <w:top w:w="90" w:type="dxa"/>
+              <w:start w:w="100" w:type="dxa"/>
+              <w:bottom w:w="90" w:type="dxa"/>
+              <w:end w:w="100" w:type="dxa"/>
+            </w:tcMar>
+          </w:tcPr>
+          <w:p>
+            <w:pPr>
+              <w:spacing w:after="30"/>
+            </w:pPr>
+            <w:r>
+              <w:rPr>
+                <w:rFonts w:ascii="Arial" w:hAnsi="Arial"/>
+                <w:sz w:val="17"/>
+              </w:rPr>
+              <w:t>A 5</w:t>
+            </w:r>
+          </w:p>
+        </w:tc>
+        <w:tc>
+          <w:tcPr>
+            <w:tcW w:type="dxa" w:w="3248"/>
+            <w:vAlign w:val="center"/>
+            <w:tcMar>
+              <w:top w:w="90" w:type="dxa"/>
+              <w:start w:w="100" w:type="dxa"/>
+              <w:bottom w:w="90" w:type="dxa"/>
+              <w:end w:w="100" w:type="dxa"/>
+            </w:tcMar>
+          </w:tcPr>
+          <w:p>
+            <w:pPr>
+              <w:spacing w:after="30"/>
+            </w:pPr>
+            <w:r>
+              <w:rPr>
+                <w:rFonts w:ascii="Arial" w:hAnsi="Arial"/>
+                <w:sz w:val="17"/>
+              </w:rPr>
+              <w:t>Geburtsurkunde Jana Lohse</w:t>
+            </w:r>
+          </w:p>
+        </w:tc>
+        <w:tc>
+          <w:tcPr>
+            <w:tcW w:type="dxa" w:w="3248"/>
+            <w:vAlign w:val="center"/>
+            <w:tcMar>
+              <w:top w:w="90" w:type="dxa"/>
+              <w:start w:w="100" w:type="dxa"/>
+              <w:bottom w:w="90" w:type="dxa"/>
+              <w:end w:w="100" w:type="dxa"/>
+            </w:tcMar>
+          </w:tcPr>
+          <w:p>
+            <w:pPr>
+              <w:spacing w:after="30"/>
+            </w:pPr>
+            <w:r>
+              <w:rPr>
+                <w:rFonts w:ascii="Arial" w:hAnsi="Arial"/>
+                <w:sz w:val="17"/>
+              </w:rPr>
+              <w:t>angefordert</w:t>
+            </w:r>
+          </w:p>
+        </w:tc>
+      </w:tr>
+      <w:tr>
+        <w:tc>
+          <w:tcPr>
+            <w:tcW w:type="dxa" w:w="3248"/>
+            <w:vAlign w:val="center"/>
+            <w:tcMar>
+              <w:top w:w="90" w:type="dxa"/>
+              <w:start w:w="100" w:type="dxa"/>
+              <w:bottom w:w="90" w:type="dxa"/>
+              <w:end w:w="100" w:type="dxa"/>
+            </w:tcMar>
+            <w:shd w:fill="F2F4F5"/>
+          </w:tcPr>
+          <w:p>
+            <w:pPr>
+              <w:spacing w:after="30"/>
+            </w:pPr>
+            <w:r>
+              <w:rPr>
+                <w:rFonts w:ascii="Arial" w:hAnsi="Arial"/>
+                <w:sz w:val="17"/>
+              </w:rPr>
+              <w:t>A 6</w:t>
+            </w:r>
+          </w:p>
+        </w:tc>
+        <w:tc>
+          <w:tcPr>
+            <w:tcW w:type="dxa" w:w="3248"/>
+            <w:vAlign w:val="center"/>
+            <w:tcMar>
+              <w:top w:w="90" w:type="dxa"/>
+              <w:start w:w="100" w:type="dxa"/>
+              <w:bottom w:w="90" w:type="dxa"/>
+              <w:end w:w="100" w:type="dxa"/>
+            </w:tcMar>
+            <w:shd w:fill="F2F4F5"/>
+          </w:tcPr>
+          <w:p>
+            <w:pPr>
+              <w:spacing w:after="30"/>
+            </w:pPr>
+            <w:r>
+              <w:rPr>
+                <w:rFonts w:ascii="Arial" w:hAnsi="Arial"/>
+                <w:sz w:val="17"/>
+              </w:rPr>
+              <w:t>Eidesstattliche Versicherung</w:t>
+            </w:r>
+          </w:p>
+        </w:tc>
+        <w:tc>
+          <w:tcPr>
+            <w:tcW w:type="dxa" w:w="3248"/>
+            <w:vAlign w:val="center"/>
+            <w:tcMar>
+              <w:top w:w="90" w:type="dxa"/>
+              <w:start w:w="100" w:type="dxa"/>
+              <w:bottom w:w="90" w:type="dxa"/>
+              <w:end w:w="100" w:type="dxa"/>
+            </w:tcMar>
+            <w:shd w:fill="F2F4F5"/>
+          </w:tcPr>
+          <w:p>
+            <w:pPr>
+              <w:spacing w:after="30"/>
+            </w:pPr>
+            <w:r>
+              <w:rPr>
+                <w:rFonts w:ascii="Arial" w:hAnsi="Arial"/>
+                <w:sz w:val="17"/>
+              </w:rPr>
+              <w:t>Termin noch abzustimmen</w:t>
+            </w:r>
+          </w:p>
+        </w:tc>
+      </w:tr>
+    </w:tbl>
+    <w:p>
+      <w:pPr>
+        <w:pStyle w:val="Heading1"/>
+      </w:pPr>
+      <w:r>
+        <w:t>5. Interne Freigabepunkte</w:t>
       </w:r>
     </w:p>
     <w:p>
       <w:pPr>
-        <w:pStyle w:val="ListBullet"/>
+        <w:keepLines w:val="0"/>
       </w:pPr>
       <w:r>
-        <w:t>Sterbeurkunde</w:t>
-      </w:r>
-    </w:p>
-    <w:p>
-      <w:pPr>
-        <w:pStyle w:val="ListBullet"/>
-      </w:pPr>
-      <w:r>
-        <w:t>Eidesstattliche Versicherung zum Erbscheinsantrag (Entwurf folgt gesondert)</w:t>
-      </w:r>
-    </w:p>
-    <w:p>
-      <w:pPr>
-        <w:pStyle w:val="Heading2"/>
-      </w:pPr>
-      <w:r>
-        <w:t>4. Hinweis an das Gericht</w:t>
-      </w:r>
-    </w:p>
-    <w:p>
-      <w:r>
-        <w:t>Es wird angeregt, vor Erteilung des Erbscheins eine kurze Anhoerung der Beteiligten Jana Lohse und Ralf Lohse zur Frage der Aechtheit und Zuordnung des Notizzettels durchzufuehren, da hierzu unterschiedliche Erinnerungen bestehen.</w:t>
+        <w:t>Vor Versand sind örtliche Zuständigkeit, Personenstand, Originalabliefung, Antragstenor und die Frage zu prüfen, ob eine ergänzende Darstellung der Vermächtnisse erforderlich ist. Der Entwurf enthält keine Quote für Jana und keinen gemeinschaftlichen Erbscheinsantrag.</w:t>
       </w:r>
     </w:p>
     <w:sectPr>
+      <w:headerReference w:type="default" r:id="rId9"/>
+      <w:footerReference w:type="default" r:id="rId10"/>
       <w:pgSz w:w="12240" w:h="15840"/>
-      <w:pgMar w:top="1134" w:right="1134" w:bottom="1134" w:left="1417" w:header="720" w:footer="720" w:gutter="0"/>
+      <w:pgMar w:top="1162" w:right="1219" w:bottom="1162" w:left="1276" w:header="397" w:footer="397" w:gutter="0"/>
       <w:cols w:space="720"/>
       <w:docGrid w:linePitch="360"/>
     </w:sectPr>
   </w:body>
 </w:document>
+</file>
+
+<file path=word/footer1.xml><?xml version="1.0" encoding="utf-8"?>
+<w:ftr xmlns:m="http://schemas.openxmlformats.org/officeDocument/2006/math" xmlns:mc="http://schemas.openxmlformats.org/markup-compatibility/2006" xmlns:mo="http://schemas.microsoft.com/office/mac/office/2008/main" xmlns:mv="urn:schemas-microsoft-com:mac:vml" xmlns:o="urn:schemas-microsoft-com:office:office" xmlns:r="http://schemas.openxmlformats.org/officeDocument/2006/relationships" xmlns:v="urn:schemas-microsoft-com:vml" xmlns:w10="urn:schemas-microsoft-com:office:word" xmlns:w14="http://schemas.microsoft.com/office/word/2010/wordml" xmlns:w="http://schemas.openxmlformats.org/wordprocessingml/2006/main" xmlns:wne="http://schemas.microsoft.com/office/word/2006/wordml" xmlns:wp14="http://schemas.microsoft.com/office/word/2010/wordprocessingDrawing" xmlns:wp="http://schemas.openxmlformats.org/drawingml/2006/wordprocessingDrawing" xmlns:wpc="http://schemas.microsoft.com/office/word/2010/wordprocessingCanvas" xmlns:wpg="http://schemas.microsoft.com/office/word/2010/wordprocessingGroup" xmlns:wpi="http://schemas.microsoft.com/office/word/2010/wordprocessingInk" xmlns:wps="http://schemas.microsoft.com/office/word/2010/wordprocessingShape" mc:Ignorable="w14 wp14">
+  <w:p>
+    <w:pPr>
+      <w:spacing w:before="60"/>
+      <w:jc w:val="center"/>
+    </w:pPr>
+    <w:r>
+      <w:rPr>
+        <w:rFonts w:ascii="Arial" w:hAnsi="Arial"/>
+        <w:color w:val="6B7378"/>
+        <w:sz w:val="12"/>
+      </w:rPr>
+      <w:t>Nachlassgericht | Littenstraße 12–17 | 10179 Berlin</w:t>
+    </w:r>
+  </w:p>
+  <w:p>
+    <w:pPr>
+      <w:spacing w:after="0"/>
+      <w:jc w:val="center"/>
+    </w:pPr>
+    <w:r>
+      <w:rPr>
+        <w:color w:val="6B7378"/>
+        <w:sz w:val="14"/>
+      </w:rPr>
+      <w:t xml:space="preserve">Seite </w:t>
+    </w:r>
+    <w:r>
+      <w:rPr>
+        <w:color w:val="6B7378"/>
+        <w:sz w:val="14"/>
+      </w:rPr>
+      <w:fldChar w:fldCharType="begin"/>
+      <w:instrText xml:space="preserve"> PAGE </w:instrText>
+      <w:fldChar w:fldCharType="end"/>
+    </w:r>
+  </w:p>
+</w:ftr>
+</file>
+
+<file path=word/header1.xml><?xml version="1.0" encoding="utf-8"?>
+<w:hdr xmlns:m="http://schemas.openxmlformats.org/officeDocument/2006/math" xmlns:mc="http://schemas.openxmlformats.org/markup-compatibility/2006" xmlns:mo="http://schemas.microsoft.com/office/mac/office/2008/main" xmlns:mv="urn:schemas-microsoft-com:mac:vml" xmlns:o="urn:schemas-microsoft-com:office:office" xmlns:r="http://schemas.openxmlformats.org/officeDocument/2006/relationships" xmlns:v="urn:schemas-microsoft-com:vml" xmlns:w10="urn:schemas-microsoft-com:office:word" xmlns:w14="http://schemas.microsoft.com/office/word/2010/wordml" xmlns:w="http://schemas.openxmlformats.org/wordprocessingml/2006/main" xmlns:wne="http://schemas.microsoft.com/office/word/2006/wordml" xmlns:wp14="http://schemas.microsoft.com/office/word/2010/wordprocessingDrawing" xmlns:wp="http://schemas.openxmlformats.org/drawingml/2006/wordprocessingDrawing" xmlns:wpc="http://schemas.microsoft.com/office/word/2010/wordprocessingCanvas" xmlns:wpg="http://schemas.microsoft.com/office/word/2010/wordprocessingGroup" xmlns:wpi="http://schemas.microsoft.com/office/word/2010/wordprocessingInk" xmlns:wps="http://schemas.microsoft.com/office/word/2010/wordprocessingShape" mc:Ignorable="w14 wp14">
+  <w:p>
+    <w:pPr>
+      <w:pBdr>
+        <w:bottom w:val="single" w:sz="10" w:space="4" w:color="2F6684"/>
+      </w:pBdr>
+    </w:pPr>
+  </w:p>
+  <w:tbl>
+    <w:tblPr>
+      <w:tblW w:type="auto" w:w="0"/>
+      <w:jc w:val="center"/>
+      <w:tblLook w:firstColumn="1" w:firstRow="1" w:lastColumn="0" w:lastRow="0" w:noHBand="0" w:noVBand="1" w:val="04A0"/>
+    </w:tblPr>
+    <w:tblGrid>
+      <w:gridCol w:w="6066"/>
+      <w:gridCol w:w="3345"/>
+    </w:tblGrid>
+    <w:tr>
+      <w:tc>
+        <w:tcPr>
+          <w:tcW w:type="dxa" w:w="4706"/>
+        </w:tcPr>
+        <w:p>
+          <w:pPr>
+            <w:spacing w:after="20"/>
+          </w:pPr>
+          <w:r>
+            <w:rPr>
+              <w:rFonts w:ascii="Arial" w:hAnsi="Arial"/>
+              <w:b/>
+              <w:color w:val="17324D"/>
+              <w:sz w:val="21"/>
+            </w:rPr>
+            <w:t>Amtsgericht Mitte</w:t>
+          </w:r>
+        </w:p>
+        <w:p>
+          <w:pPr>
+            <w:spacing w:after="0"/>
+          </w:pPr>
+          <w:r>
+            <w:rPr>
+              <w:color w:val="6B7378"/>
+              <w:sz w:val="15"/>
+            </w:rPr>
+            <w:t>Nachlassgericht | Littenstraße 12–17 | 10179 Berlin</w:t>
+          </w:r>
+        </w:p>
+      </w:tc>
+      <w:tc>
+        <w:tcPr>
+          <w:tcW w:type="dxa" w:w="4706"/>
+        </w:tcPr>
+        <w:p>
+          <w:pPr>
+            <w:spacing w:after="20"/>
+            <w:jc w:val="right"/>
+          </w:pPr>
+          <w:r>
+            <w:rPr>
+              <w:b/>
+              <w:color w:val="17324D"/>
+              <w:sz w:val="18"/>
+            </w:rPr>
+            <w:t>Nachlass Lohse</w:t>
+          </w:r>
+        </w:p>
+        <w:p>
+          <w:pPr>
+            <w:spacing w:after="0"/>
+            <w:jc w:val="right"/>
+          </w:pPr>
+          <w:r>
+            <w:rPr>
+              <w:color w:val="6B7378"/>
+              <w:sz w:val="15"/>
+            </w:rPr>
+            <w:t>Aktenzeichen 26-ERB-0417</w:t>
+          </w:r>
+        </w:p>
+      </w:tc>
+    </w:tr>
+  </w:tbl>
+</w:hdr>
 </file>
 
 <file path=word/numbering.xml><?xml version="1.0" encoding="utf-8"?>
@@ -518,9 +1397,12 @@
     <w:name w:val="Normal"/>
     <w:qFormat/>
     <w:rsid w:val="00FC693F"/>
+    <w:pPr>
+      <w:spacing w:after="100" w:line="269" w:lineRule="auto"/>
+    </w:pPr>
     <w:rPr>
-      <w:rFonts w:ascii="Times New Roman" w:hAnsi="Times New Roman"/>
-      <w:sz w:val="22"/>
+      <w:rFonts w:ascii="Arial" w:hAnsi="Arial" w:eastAsia="Arial"/>
+      <w:sz w:val="21"/>
     </w:rPr>
   </w:style>
   <w:style w:type="paragraph" w:styleId="Header">
@@ -578,15 +1460,15 @@
     <w:pPr>
       <w:keepNext/>
       <w:keepLines/>
-      <w:spacing w:before="480" w:after="0"/>
+      <w:spacing w:before="240" w:after="100"/>
       <w:outlineLvl w:val="0"/>
     </w:pPr>
     <w:rPr>
-      <w:rFonts w:asciiTheme="majorHAnsi" w:eastAsiaTheme="majorEastAsia" w:hAnsiTheme="majorHAnsi" w:cstheme="majorBidi"/>
+      <w:rFonts w:asciiTheme="majorHAnsi" w:eastAsiaTheme="majorEastAsia" w:hAnsiTheme="majorHAnsi" w:cstheme="majorBidi" w:ascii="Arial" w:hAnsi="Arial" w:eastAsia="Arial"/>
       <w:b/>
       <w:bCs/>
-      <w:color w:val="365F91" w:themeColor="accent1" w:themeShade="BF"/>
-      <w:sz w:val="28"/>
+      <w:color w:val="17324D"/>
+      <w:sz w:val="26"/>
       <w:szCs w:val="28"/>
     </w:rPr>
   </w:style>
@@ -602,15 +1484,15 @@
     <w:pPr>
       <w:keepNext/>
       <w:keepLines/>
-      <w:spacing w:before="200" w:after="0"/>
+      <w:spacing w:before="180" w:after="80"/>
       <w:outlineLvl w:val="1"/>
     </w:pPr>
     <w:rPr>
-      <w:rFonts w:asciiTheme="majorHAnsi" w:eastAsiaTheme="majorEastAsia" w:hAnsiTheme="majorHAnsi" w:cstheme="majorBidi"/>
+      <w:rFonts w:asciiTheme="majorHAnsi" w:eastAsiaTheme="majorEastAsia" w:hAnsiTheme="majorHAnsi" w:cstheme="majorBidi" w:ascii="Arial" w:hAnsi="Arial" w:eastAsia="Arial"/>
       <w:b/>
       <w:bCs/>
-      <w:color w:val="4F81BD" w:themeColor="accent1"/>
-      <w:sz w:val="26"/>
+      <w:color w:val="2F6684"/>
+      <w:sz w:val="23"/>
       <w:szCs w:val="26"/>
     </w:rPr>
   </w:style>
@@ -626,14 +1508,15 @@
     <w:pPr>
       <w:keepNext/>
       <w:keepLines/>
-      <w:spacing w:before="200" w:after="0"/>
+      <w:spacing w:before="140" w:after="60"/>
       <w:outlineLvl w:val="2"/>
     </w:pPr>
     <w:rPr>
-      <w:rFonts w:asciiTheme="majorHAnsi" w:eastAsiaTheme="majorEastAsia" w:hAnsiTheme="majorHAnsi" w:cstheme="majorBidi"/>
+      <w:rFonts w:asciiTheme="majorHAnsi" w:eastAsiaTheme="majorEastAsia" w:hAnsiTheme="majorHAnsi" w:cstheme="majorBidi" w:ascii="Arial" w:hAnsi="Arial" w:eastAsia="Arial"/>
       <w:b/>
       <w:bCs/>
-      <w:color w:val="4F81BD" w:themeColor="accent1"/>
+      <w:color w:val="17324D"/>
+      <w:sz w:val="21"/>
     </w:rPr>
   </w:style>
   <w:style w:type="paragraph" w:styleId="Heading4">
@@ -864,18 +1747,20 @@
     <w:qFormat/>
     <w:rsid w:val="00FC693F"/>
     <w:pPr>
+      <w:keepNext/>
       <w:pBdr>
         <w:bottom w:val="single" w:sz="8" w:space="4" w:color="4F81BD" w:themeColor="accent1"/>
       </w:pBdr>
-      <w:spacing w:after="300" w:line="240" w:lineRule="auto"/>
+      <w:spacing w:after="200" w:line="240" w:lineRule="auto" w:before="0"/>
       <w:contextualSpacing/>
     </w:pPr>
     <w:rPr>
-      <w:rFonts w:asciiTheme="majorHAnsi" w:eastAsiaTheme="majorEastAsia" w:hAnsiTheme="majorHAnsi" w:cstheme="majorBidi"/>
-      <w:color w:val="17365D" w:themeColor="text2" w:themeShade="BF"/>
+      <w:rFonts w:asciiTheme="majorHAnsi" w:eastAsiaTheme="majorEastAsia" w:hAnsiTheme="majorHAnsi" w:cstheme="majorBidi" w:ascii="Arial" w:hAnsi="Arial" w:eastAsia="Arial"/>
+      <w:b/>
+      <w:color w:val="17324D"/>
       <w:spacing w:val="5"/>
       <w:kern w:val="28"/>
-      <w:sz w:val="52"/>
+      <w:sz w:val="34"/>
       <w:szCs w:val="52"/>
     </w:rPr>
   </w:style>

--- a/testakten/erbrecht-digitaler-nachlass-passwortsafe-berlin/08_erbscheinsantrag_nachlassgericht_berlin_mitte.docx
+++ b/testakten/erbrecht-digitaler-nachlass-passwortsafe-berlin/08_erbscheinsantrag_nachlassgericht_berlin_mitte.docx
@@ -896,7 +896,7 @@
     <w:sectPr>
       <w:headerReference w:type="default" r:id="rId9"/>
       <w:footerReference w:type="default" r:id="rId10"/>
-      <w:pgSz w:w="12240" w:h="15840"/>
+      <w:pgSz w:w="11906" w:h="16838"/>
       <w:pgMar w:top="1162" w:right="1219" w:bottom="1162" w:left="1276" w:header="397" w:footer="397" w:gutter="0"/>
       <w:cols w:space="720"/>
       <w:docGrid w:linePitch="360"/>
